--- a/NguyenThaiDuong_23701581_Lab4/NguyenThaiDuong_23701581_Lab4.docx
+++ b/NguyenThaiDuong_23701581_Lab4/NguyenThaiDuong_23701581_Lab4.docx
@@ -68,6 +68,18 @@
         </w:rPr>
         <w:t xml:space="preserve">Link github: </w:t>
       </w:r>
+      <w:hyperlink r:id="rId4" w:history="1">
+        <w:r>
+          <w:rPr>
+            <w:rStyle w:val="Hyperlink"/>
+            <w:b/>
+            <w:bCs/>
+            <w:sz w:val="28"/>
+            <w:szCs w:val="28"/>
+          </w:rPr>
+          <w:t>https://github.com/Nuvak270205/Lab_React_Native/tree/main/NguyenThaiDuong_23701581_Lab4</w:t>
+        </w:r>
+      </w:hyperlink>
     </w:p>
     <w:p>
       <w:pPr>
@@ -127,46 +139,6 @@
                 <pic:pic xmlns:pic="http://schemas.openxmlformats.org/drawingml/2006/picture">
                   <pic:nvPicPr>
                     <pic:cNvPr id="1844952186" name=""/>
-                    <pic:cNvPicPr/>
-                  </pic:nvPicPr>
-                  <pic:blipFill>
-                    <a:blip r:embed="rId4"/>
-                    <a:stretch>
-                      <a:fillRect/>
-                    </a:stretch>
-                  </pic:blipFill>
-                  <pic:spPr>
-                    <a:xfrm>
-                      <a:off x="0" y="0"/>
-                      <a:ext cx="5943600" cy="3343275"/>
-                    </a:xfrm>
-                    <a:prstGeom prst="rect">
-                      <a:avLst/>
-                    </a:prstGeom>
-                  </pic:spPr>
-                </pic:pic>
-              </a:graphicData>
-            </a:graphic>
-          </wp:inline>
-        </w:drawing>
-      </w:r>
-    </w:p>
-    <w:p>
-      <w:r>
-        <w:lastRenderedPageBreak/>
-        <w:drawing>
-          <wp:inline distT="0" distB="0" distL="0" distR="0" wp14:anchorId="3D2367D6" wp14:editId="5535C7F8">
-            <wp:extent cx="5943600" cy="3343275"/>
-            <wp:effectExtent l="0" t="0" r="0" b="9525"/>
-            <wp:docPr id="438238447" name="Picture 1"/>
-            <wp:cNvGraphicFramePr>
-              <a:graphicFrameLocks xmlns:a="http://schemas.openxmlformats.org/drawingml/2006/main" noChangeAspect="1"/>
-            </wp:cNvGraphicFramePr>
-            <a:graphic xmlns:a="http://schemas.openxmlformats.org/drawingml/2006/main">
-              <a:graphicData uri="http://schemas.openxmlformats.org/drawingml/2006/picture">
-                <pic:pic xmlns:pic="http://schemas.openxmlformats.org/drawingml/2006/picture">
-                  <pic:nvPicPr>
-                    <pic:cNvPr id="438238447" name=""/>
                     <pic:cNvPicPr/>
                   </pic:nvPicPr>
                   <pic:blipFill>
@@ -192,37 +164,13 @@
       </w:r>
     </w:p>
     <w:p>
-      <w:pPr>
-        <w:pStyle w:val="Heading2"/>
-      </w:pPr>
-      <w:r>
-        <w:t xml:space="preserve">Bài 2: </w:t>
-      </w:r>
-      <w:r>
-        <w:t>Màn hình Chi ti</w:t>
-      </w:r>
-      <w:r>
-        <w:rPr>
-          <w:rFonts w:ascii="Calibri" w:hAnsi="Calibri" w:cs="Calibri"/>
-        </w:rPr>
-        <w:t>ế</w:t>
-      </w:r>
-      <w:r>
-        <w:t>t sách (Book Detail)</w:t>
-      </w:r>
-    </w:p>
-    <w:p>
-      <w:r>
-        <w:t>Dựng màn hình chi tiết 1 cuốn sách: ảnh bìa lớn phía trên (căn giữa), tên sách + tác giả + giá + mô tả dài phía dưới (cuộn được), thanh 'Thêm vào giỏ' cố định dưới cùng màn hình.</w:t>
-      </w:r>
-    </w:p>
-    <w:p>
-      <w:r>
+      <w:r>
+        <w:lastRenderedPageBreak/>
         <w:drawing>
-          <wp:inline distT="0" distB="0" distL="0" distR="0" wp14:anchorId="40A0EF0D" wp14:editId="390E9127">
+          <wp:inline distT="0" distB="0" distL="0" distR="0" wp14:anchorId="3D2367D6" wp14:editId="5535C7F8">
             <wp:extent cx="5943600" cy="3343275"/>
             <wp:effectExtent l="0" t="0" r="0" b="9525"/>
-            <wp:docPr id="1166033483" name="Picture 1"/>
+            <wp:docPr id="438238447" name="Picture 1"/>
             <wp:cNvGraphicFramePr>
               <a:graphicFrameLocks xmlns:a="http://schemas.openxmlformats.org/drawingml/2006/main" noChangeAspect="1"/>
             </wp:cNvGraphicFramePr>
@@ -230,7 +178,7 @@
               <a:graphicData uri="http://schemas.openxmlformats.org/drawingml/2006/picture">
                 <pic:pic xmlns:pic="http://schemas.openxmlformats.org/drawingml/2006/picture">
                   <pic:nvPicPr>
-                    <pic:cNvPr id="1166033483" name=""/>
+                    <pic:cNvPr id="438238447" name=""/>
                     <pic:cNvPicPr/>
                   </pic:nvPicPr>
                   <pic:blipFill>
@@ -256,13 +204,37 @@
       </w:r>
     </w:p>
     <w:p>
-      <w:r>
-        <w:lastRenderedPageBreak/>
+      <w:pPr>
+        <w:pStyle w:val="Heading2"/>
+      </w:pPr>
+      <w:r>
+        <w:t xml:space="preserve">Bài 2: </w:t>
+      </w:r>
+      <w:r>
+        <w:t>Màn hình Chi ti</w:t>
+      </w:r>
+      <w:r>
+        <w:rPr>
+          <w:rFonts w:ascii="Calibri" w:hAnsi="Calibri" w:cs="Calibri"/>
+        </w:rPr>
+        <w:t>ế</w:t>
+      </w:r>
+      <w:r>
+        <w:t>t sách (Book Detail)</w:t>
+      </w:r>
+    </w:p>
+    <w:p>
+      <w:r>
+        <w:t>Dựng màn hình chi tiết 1 cuốn sách: ảnh bìa lớn phía trên (căn giữa), tên sách + tác giả + giá + mô tả dài phía dưới (cuộn được), thanh 'Thêm vào giỏ' cố định dưới cùng màn hình.</w:t>
+      </w:r>
+    </w:p>
+    <w:p>
+      <w:r>
         <w:drawing>
-          <wp:inline distT="0" distB="0" distL="0" distR="0" wp14:anchorId="4A453C79" wp14:editId="266C50A0">
+          <wp:inline distT="0" distB="0" distL="0" distR="0" wp14:anchorId="40A0EF0D" wp14:editId="390E9127">
             <wp:extent cx="5943600" cy="3343275"/>
             <wp:effectExtent l="0" t="0" r="0" b="9525"/>
-            <wp:docPr id="2072312390" name="Picture 1"/>
+            <wp:docPr id="1166033483" name="Picture 1"/>
             <wp:cNvGraphicFramePr>
               <a:graphicFrameLocks xmlns:a="http://schemas.openxmlformats.org/drawingml/2006/main" noChangeAspect="1"/>
             </wp:cNvGraphicFramePr>
@@ -270,7 +242,7 @@
               <a:graphicData uri="http://schemas.openxmlformats.org/drawingml/2006/picture">
                 <pic:pic xmlns:pic="http://schemas.openxmlformats.org/drawingml/2006/picture">
                   <pic:nvPicPr>
-                    <pic:cNvPr id="2072312390" name=""/>
+                    <pic:cNvPr id="1166033483" name=""/>
                     <pic:cNvPicPr/>
                   </pic:nvPicPr>
                   <pic:blipFill>
@@ -296,63 +268,13 @@
       </w:r>
     </w:p>
     <w:p>
-      <w:pPr>
-        <w:pStyle w:val="Heading2"/>
-      </w:pPr>
-      <w:r>
-        <w:t xml:space="preserve">Bài 3: </w:t>
-      </w:r>
-      <w:r>
-        <w:t>Thanh Tab Bar d</w:t>
-      </w:r>
-      <w:r>
-        <w:rPr>
-          <w:rFonts w:ascii="Calibri" w:hAnsi="Calibri" w:cs="Calibri"/>
-        </w:rPr>
-        <w:t>ướ</w:t>
-      </w:r>
-      <w:r>
-        <w:t>i cùng (giao di</w:t>
-      </w:r>
-      <w:r>
-        <w:rPr>
-          <w:rFonts w:ascii="Calibri" w:hAnsi="Calibri" w:cs="Calibri"/>
-        </w:rPr>
-        <w:t>ệ</w:t>
-      </w:r>
-      <w:r>
-        <w:t>n t</w:t>
-      </w:r>
-      <w:r>
-        <w:rPr>
-          <w:rFonts w:ascii="Calibri" w:hAnsi="Calibri" w:cs="Calibri"/>
-        </w:rPr>
-        <w:t>ĩ</w:t>
-      </w:r>
-      <w:r>
-        <w:t>nh)</w:t>
-      </w:r>
-    </w:p>
-    <w:p>
-      <w:pPr>
-        <w:spacing w:after="120"/>
-      </w:pPr>
-      <w:r>
-        <w:rPr>
-          <w:color w:val="222222"/>
-          <w:sz w:val="21"/>
-          <w:szCs w:val="21"/>
-        </w:rPr>
-        <w:t>Dựng thanh tab bar cố định ở đáy màn hình gồm 4 mục: Trang chủ, Danh mục, Giỏ hàng, Tài khoản — icon phía trên, chữ phía dưới, mục đang chọn có màu nổi bật.</w:t>
-      </w:r>
-    </w:p>
-    <w:p>
-      <w:r>
+      <w:r>
+        <w:lastRenderedPageBreak/>
         <w:drawing>
-          <wp:inline distT="0" distB="0" distL="0" distR="0" wp14:anchorId="56BE313D" wp14:editId="7A982F14">
+          <wp:inline distT="0" distB="0" distL="0" distR="0" wp14:anchorId="4A453C79" wp14:editId="266C50A0">
             <wp:extent cx="5943600" cy="3343275"/>
             <wp:effectExtent l="0" t="0" r="0" b="9525"/>
-            <wp:docPr id="119011901" name="Picture 1"/>
+            <wp:docPr id="2072312390" name="Picture 1"/>
             <wp:cNvGraphicFramePr>
               <a:graphicFrameLocks xmlns:a="http://schemas.openxmlformats.org/drawingml/2006/main" noChangeAspect="1"/>
             </wp:cNvGraphicFramePr>
@@ -360,7 +282,7 @@
               <a:graphicData uri="http://schemas.openxmlformats.org/drawingml/2006/picture">
                 <pic:pic xmlns:pic="http://schemas.openxmlformats.org/drawingml/2006/picture">
                   <pic:nvPicPr>
-                    <pic:cNvPr id="119011901" name=""/>
+                    <pic:cNvPr id="2072312390" name=""/>
                     <pic:cNvPicPr/>
                   </pic:nvPicPr>
                   <pic:blipFill>
@@ -386,13 +308,63 @@
       </w:r>
     </w:p>
     <w:p>
-      <w:r>
-        <w:lastRenderedPageBreak/>
+      <w:pPr>
+        <w:pStyle w:val="Heading2"/>
+      </w:pPr>
+      <w:r>
+        <w:t xml:space="preserve">Bài 3: </w:t>
+      </w:r>
+      <w:r>
+        <w:t>Thanh Tab Bar d</w:t>
+      </w:r>
+      <w:r>
+        <w:rPr>
+          <w:rFonts w:ascii="Calibri" w:hAnsi="Calibri" w:cs="Calibri"/>
+        </w:rPr>
+        <w:t>ướ</w:t>
+      </w:r>
+      <w:r>
+        <w:t>i cùng (giao di</w:t>
+      </w:r>
+      <w:r>
+        <w:rPr>
+          <w:rFonts w:ascii="Calibri" w:hAnsi="Calibri" w:cs="Calibri"/>
+        </w:rPr>
+        <w:t>ệ</w:t>
+      </w:r>
+      <w:r>
+        <w:t>n t</w:t>
+      </w:r>
+      <w:r>
+        <w:rPr>
+          <w:rFonts w:ascii="Calibri" w:hAnsi="Calibri" w:cs="Calibri"/>
+        </w:rPr>
+        <w:t>ĩ</w:t>
+      </w:r>
+      <w:r>
+        <w:t>nh)</w:t>
+      </w:r>
+    </w:p>
+    <w:p>
+      <w:pPr>
+        <w:spacing w:after="120"/>
+      </w:pPr>
+      <w:r>
+        <w:rPr>
+          <w:color w:val="222222"/>
+          <w:sz w:val="21"/>
+          <w:szCs w:val="21"/>
+        </w:rPr>
+        <w:t>Dựng thanh tab bar cố định ở đáy màn hình gồm 4 mục: Trang chủ, Danh mục, Giỏ hàng, Tài khoản — icon phía trên, chữ phía dưới, mục đang chọn có màu nổi bật.</w:t>
+      </w:r>
+    </w:p>
+    <w:p>
+      <w:r>
         <w:drawing>
-          <wp:inline distT="0" distB="0" distL="0" distR="0" wp14:anchorId="01BB7181" wp14:editId="34068351">
+          <wp:inline distT="0" distB="0" distL="0" distR="0" wp14:anchorId="56BE313D" wp14:editId="7A982F14">
             <wp:extent cx="5943600" cy="3343275"/>
             <wp:effectExtent l="0" t="0" r="0" b="9525"/>
-            <wp:docPr id="1314066099" name="Picture 1"/>
+            <wp:docPr id="119011901" name="Picture 1"/>
             <wp:cNvGraphicFramePr>
               <a:graphicFrameLocks xmlns:a="http://schemas.openxmlformats.org/drawingml/2006/main" noChangeAspect="1"/>
             </wp:cNvGraphicFramePr>
@@ -400,7 +372,7 @@
               <a:graphicData uri="http://schemas.openxmlformats.org/drawingml/2006/picture">
                 <pic:pic xmlns:pic="http://schemas.openxmlformats.org/drawingml/2006/picture">
                   <pic:nvPicPr>
-                    <pic:cNvPr id="1314066099" name=""/>
+                    <pic:cNvPr id="119011901" name=""/>
                     <pic:cNvPicPr/>
                   </pic:nvPicPr>
                   <pic:blipFill>
@@ -427,6 +399,46 @@
     </w:p>
     <w:p>
       <w:r>
+        <w:lastRenderedPageBreak/>
+        <w:drawing>
+          <wp:inline distT="0" distB="0" distL="0" distR="0" wp14:anchorId="01BB7181" wp14:editId="34068351">
+            <wp:extent cx="5943600" cy="3343275"/>
+            <wp:effectExtent l="0" t="0" r="0" b="9525"/>
+            <wp:docPr id="1314066099" name="Picture 1"/>
+            <wp:cNvGraphicFramePr>
+              <a:graphicFrameLocks xmlns:a="http://schemas.openxmlformats.org/drawingml/2006/main" noChangeAspect="1"/>
+            </wp:cNvGraphicFramePr>
+            <a:graphic xmlns:a="http://schemas.openxmlformats.org/drawingml/2006/main">
+              <a:graphicData uri="http://schemas.openxmlformats.org/drawingml/2006/picture">
+                <pic:pic xmlns:pic="http://schemas.openxmlformats.org/drawingml/2006/picture">
+                  <pic:nvPicPr>
+                    <pic:cNvPr id="1314066099" name=""/>
+                    <pic:cNvPicPr/>
+                  </pic:nvPicPr>
+                  <pic:blipFill>
+                    <a:blip r:embed="rId10"/>
+                    <a:stretch>
+                      <a:fillRect/>
+                    </a:stretch>
+                  </pic:blipFill>
+                  <pic:spPr>
+                    <a:xfrm>
+                      <a:off x="0" y="0"/>
+                      <a:ext cx="5943600" cy="3343275"/>
+                    </a:xfrm>
+                    <a:prstGeom prst="rect">
+                      <a:avLst/>
+                    </a:prstGeom>
+                  </pic:spPr>
+                </pic:pic>
+              </a:graphicData>
+            </a:graphic>
+          </wp:inline>
+        </w:drawing>
+      </w:r>
+    </w:p>
+    <w:p>
+      <w:r>
         <w:drawing>
           <wp:inline distT="0" distB="0" distL="0" distR="0" wp14:anchorId="1065BC13" wp14:editId="53C95DDC">
             <wp:extent cx="5943600" cy="650240"/>
@@ -443,7 +455,7 @@
                     <pic:cNvPicPr/>
                   </pic:nvPicPr>
                   <pic:blipFill>
-                    <a:blip r:embed="rId10"/>
+                    <a:blip r:embed="rId11"/>
                     <a:stretch>
                       <a:fillRect/>
                     </a:stretch>
@@ -505,45 +517,6 @@
                 <pic:pic xmlns:pic="http://schemas.openxmlformats.org/drawingml/2006/picture">
                   <pic:nvPicPr>
                     <pic:cNvPr id="860012639" name=""/>
-                    <pic:cNvPicPr/>
-                  </pic:nvPicPr>
-                  <pic:blipFill>
-                    <a:blip r:embed="rId11"/>
-                    <a:stretch>
-                      <a:fillRect/>
-                    </a:stretch>
-                  </pic:blipFill>
-                  <pic:spPr>
-                    <a:xfrm>
-                      <a:off x="0" y="0"/>
-                      <a:ext cx="5943600" cy="3343275"/>
-                    </a:xfrm>
-                    <a:prstGeom prst="rect">
-                      <a:avLst/>
-                    </a:prstGeom>
-                  </pic:spPr>
-                </pic:pic>
-              </a:graphicData>
-            </a:graphic>
-          </wp:inline>
-        </w:drawing>
-      </w:r>
-    </w:p>
-    <w:p>
-      <w:r>
-        <w:drawing>
-          <wp:inline distT="0" distB="0" distL="0" distR="0" wp14:anchorId="404AB9F7" wp14:editId="34FA0549">
-            <wp:extent cx="5943600" cy="3343275"/>
-            <wp:effectExtent l="0" t="0" r="0" b="9525"/>
-            <wp:docPr id="2003891271" name="Picture 1"/>
-            <wp:cNvGraphicFramePr>
-              <a:graphicFrameLocks xmlns:a="http://schemas.openxmlformats.org/drawingml/2006/main" noChangeAspect="1"/>
-            </wp:cNvGraphicFramePr>
-            <a:graphic xmlns:a="http://schemas.openxmlformats.org/drawingml/2006/main">
-              <a:graphicData uri="http://schemas.openxmlformats.org/drawingml/2006/picture">
-                <pic:pic xmlns:pic="http://schemas.openxmlformats.org/drawingml/2006/picture">
-                  <pic:nvPicPr>
-                    <pic:cNvPr id="2003891271" name=""/>
                     <pic:cNvPicPr/>
                   </pic:nvPicPr>
                   <pic:blipFill>
@@ -570,6 +543,45 @@
     </w:p>
     <w:p>
       <w:r>
+        <w:drawing>
+          <wp:inline distT="0" distB="0" distL="0" distR="0" wp14:anchorId="404AB9F7" wp14:editId="34FA0549">
+            <wp:extent cx="5943600" cy="3343275"/>
+            <wp:effectExtent l="0" t="0" r="0" b="9525"/>
+            <wp:docPr id="2003891271" name="Picture 1"/>
+            <wp:cNvGraphicFramePr>
+              <a:graphicFrameLocks xmlns:a="http://schemas.openxmlformats.org/drawingml/2006/main" noChangeAspect="1"/>
+            </wp:cNvGraphicFramePr>
+            <a:graphic xmlns:a="http://schemas.openxmlformats.org/drawingml/2006/main">
+              <a:graphicData uri="http://schemas.openxmlformats.org/drawingml/2006/picture">
+                <pic:pic xmlns:pic="http://schemas.openxmlformats.org/drawingml/2006/picture">
+                  <pic:nvPicPr>
+                    <pic:cNvPr id="2003891271" name=""/>
+                    <pic:cNvPicPr/>
+                  </pic:nvPicPr>
+                  <pic:blipFill>
+                    <a:blip r:embed="rId13"/>
+                    <a:stretch>
+                      <a:fillRect/>
+                    </a:stretch>
+                  </pic:blipFill>
+                  <pic:spPr>
+                    <a:xfrm>
+                      <a:off x="0" y="0"/>
+                      <a:ext cx="5943600" cy="3343275"/>
+                    </a:xfrm>
+                    <a:prstGeom prst="rect">
+                      <a:avLst/>
+                    </a:prstGeom>
+                  </pic:spPr>
+                </pic:pic>
+              </a:graphicData>
+            </a:graphic>
+          </wp:inline>
+        </w:drawing>
+      </w:r>
+    </w:p>
+    <w:p>
+      <w:r>
         <w:lastRenderedPageBreak/>
         <w:drawing>
           <wp:inline distT="0" distB="0" distL="0" distR="0" wp14:anchorId="1F99BEB5" wp14:editId="2C26254A">
@@ -587,7 +599,7 @@
                     <pic:cNvPicPr/>
                   </pic:nvPicPr>
                   <pic:blipFill>
-                    <a:blip r:embed="rId13"/>
+                    <a:blip r:embed="rId14"/>
                     <a:stretch>
                       <a:fillRect/>
                     </a:stretch>
@@ -1533,6 +1545,29 @@
       <w:spacing w:val="5"/>
     </w:rPr>
   </w:style>
+  <w:style w:type="character" w:styleId="Hyperlink">
+    <w:name w:val="Hyperlink"/>
+    <w:basedOn w:val="DefaultParagraphFont"/>
+    <w:uiPriority w:val="99"/>
+    <w:unhideWhenUsed/>
+    <w:rsid w:val="00C531D4"/>
+    <w:rPr>
+      <w:color w:val="0563C1" w:themeColor="hyperlink"/>
+      <w:u w:val="single"/>
+    </w:rPr>
+  </w:style>
+  <w:style w:type="character" w:styleId="UnresolvedMention">
+    <w:name w:val="Unresolved Mention"/>
+    <w:basedOn w:val="DefaultParagraphFont"/>
+    <w:uiPriority w:val="99"/>
+    <w:semiHidden/>
+    <w:unhideWhenUsed/>
+    <w:rsid w:val="00C531D4"/>
+    <w:rPr>
+      <w:color w:val="605E5C"/>
+      <w:shd w:val="clear" w:color="auto" w:fill="E1DFDD"/>
+    </w:rPr>
+  </w:style>
 </w:styles>
 </file>
 
